--- a/courts/first-circuit/massachusetts/state/appeals-court/motion-brief/usage/OUTPUT-motion-brief.docx
+++ b/courts/first-circuit/massachusetts/state/appeals-court/motion-brief/usage/OUTPUT-motion-brief.docx
@@ -4059,6 +4059,7 @@
     <w:unhideWhenUsed/>
     <w:qFormat/>
     <w:pPr>
+      <w:keepLines/>
       <w:spacing w:before="0" w:after="140" w:line="276" w:lineRule="exact"/>
     </w:pPr>
     <w:rPr>
@@ -4309,6 +4310,33 @@
     <w:pPr>
       <w:spacing w:before="0" w:after="0" w:line="276" w:lineRule="exact"/>
       <w:ind w:left="2160" w:hanging="720"/>
+    </w:pPr>
+  </w:style>
+  <w:style w:type="paragraph" w:customStyle="1" w:styleId="XdQuoteList1">
+    <w:name w:val="Xd Quote List 1"/>
+    <w:basedOn w:val="Normal"/>
+    <w:qFormat/>
+    <w:pPr>
+      <w:spacing w:before="0" w:after="0" w:line="276" w:lineRule="exact"/>
+      <w:ind w:left="1440" w:right="720" w:hanging="720"/>
+    </w:pPr>
+  </w:style>
+  <w:style w:type="paragraph" w:customStyle="1" w:styleId="XdQuoteList2">
+    <w:name w:val="Xd Quote List 2"/>
+    <w:basedOn w:val="Normal"/>
+    <w:qFormat/>
+    <w:pPr>
+      <w:spacing w:before="0" w:after="0" w:line="276" w:lineRule="exact"/>
+      <w:ind w:left="2160" w:right="720" w:hanging="720"/>
+    </w:pPr>
+  </w:style>
+  <w:style w:type="paragraph" w:customStyle="1" w:styleId="XdQuoteList3">
+    <w:name w:val="Xd Quote List 3"/>
+    <w:basedOn w:val="Normal"/>
+    <w:qFormat/>
+    <w:pPr>
+      <w:spacing w:before="0" w:after="0" w:line="276" w:lineRule="exact"/>
+      <w:ind w:left="2880" w:right="720" w:hanging="720"/>
     </w:pPr>
   </w:style>
   <w:style w:type="paragraph" w:customStyle="1" w:styleId="SourceCode">

--- a/courts/first-circuit/massachusetts/state/appeals-court/motion-brief/usage/OUTPUT-motion-brief.docx
+++ b/courts/first-circuit/massachusetts/state/appeals-court/motion-brief/usage/OUTPUT-motion-brief.docx
@@ -101,9 +101,7 @@
               <w:jc w:val="right"/>
             </w:pPr>
             <w:r>
-              <w:t xml:space="preserve">2026-P</w:t>
-              <w:noBreakHyphen/>
-              <w:t xml:space="preserve">0566</w:t>
+              <w:t xml:space="preserve">2026-P-⁠0566</w:t>
             </w:r>
           </w:p>
         </w:tc>
@@ -2717,11 +2715,7 @@
               <w:jc w:val="left"/>
             </w:pPr>
             <w:r>
-              <w:t xml:space="preserve">917</w:t>
-              <w:noBreakHyphen/>
-              <w:t xml:space="preserve">558</w:t>
-              <w:noBreakHyphen/>
-              <w:t xml:space="preserve">3120</w:t>
+              <w:t xml:space="preserve">917-⁠558-⁠3120</w:t>
             </w:r>
           </w:p>
           <w:p>
@@ -3288,11 +3282,7 @@
               <w:t xml:space="preserve"> </w:t>
             </w:r>
             <w:r>
-              <w:t xml:space="preserve">617</w:t>
-              <w:noBreakHyphen/>
-              <w:t xml:space="preserve">910</w:t>
-              <w:noBreakHyphen/>
-              <w:t xml:space="preserve">5745,</w:t>
+              <w:t xml:space="preserve">617-⁠910-⁠5745,</w:t>
             </w:r>
             <w:r>
               <w:t xml:space="preserve"> </w:t>
@@ -4060,7 +4050,7 @@
     <w:qFormat/>
     <w:pPr>
       <w:keepLines/>
-      <w:spacing w:before="0" w:after="140" w:line="276" w:lineRule="exact"/>
+      <w:spacing w:before="46" w:after="140" w:line="276" w:lineRule="exact"/>
     </w:pPr>
     <w:rPr>
       <w:sz w:val="24"/>
